--- a/submission/revision1/JCRP_revised_article_marked.docx
+++ b/submission/revision1/JCRP_revised_article_marked.docx
@@ -2,7 +2,31 @@
 <file path=word/document.xml><?xml version="1.0" encoding="utf-8"?>
 <w:document xmlns:w="http://schemas.openxmlformats.org/wordprocessingml/2006/main" xmlns:m="http://schemas.openxmlformats.org/officeDocument/2006/math" xmlns:r="http://schemas.openxmlformats.org/officeDocument/2006/relationships" xmlns:o="urn:schemas-microsoft-com:office:office" xmlns:v="urn:schemas-microsoft-com:vml" xmlns:w10="urn:schemas-microsoft-com:office:word" xmlns:a="http://schemas.openxmlformats.org/drawingml/2006/main" xmlns:pic="http://schemas.openxmlformats.org/drawingml/2006/picture" xmlns:wp="http://schemas.openxmlformats.org/drawingml/2006/wordprocessingDrawing">
   <w:body>
-    <w:bookmarkStart w:id="23" w:name="response-to-the-editor-and-reviewers"/>
+    <w:p>
+      <w:pPr>
+        <w:pStyle w:val="FirstParagraph"/>
+      </w:pPr>
+      <w:r>
+        <w:rPr>
+          <w:i/>
+          <w:iCs/>
+        </w:rPr>
+        <w:t xml:space="preserve">SYNTHETIC DATA FOR TEACHING — NOT A REAL STUDY. Patients, investigators and institution are fictional.</w:t>
+      </w:r>
+    </w:p>
+    <w:p>
+      <w:pPr>
+        <w:pStyle w:val="BodyText"/>
+      </w:pPr>
+      <w:r>
+        <w:rPr>
+          <w:b/>
+          <w:bCs/>
+        </w:rPr>
+        <w:t xml:space="preserve">This demonstration manuscript was written by AI (Claude Opus 5.5). In a real submission, the text must be written by the authors.</w:t>
+      </w:r>
+    </w:p>
+    <w:bookmarkStart w:id="24" w:name="response-to-the-editor-and-reviewers"/>
     <w:p>
       <w:pPr>
         <w:pStyle w:val="Heading1"/>
@@ -16,16 +40,16 @@
         <w:pStyle w:val="FirstParagraph"/>
       </w:pPr>
       <w:r>
-        <w:t xml:space="preserve">We thank the editor and the two reviewers for their careful reading and constructive comments, which have improved the manuscript. We have addressed every comment below. In the marked revised manuscript, new text is underlined and deleted text is struck through. Analyses added in response to the reviewers were not prespecified and are labeled post hoc throughout the manuscript.</w:t>
+        <w:t xml:space="preserve">We thank the editor and the two reviewers for their careful reading and constructive comments, which have improved the manuscript. We have addressed every comment below. In the marked revised manuscript, new text is shown in blue and underlined and deleted text in red and struck through; the Summary of Changes below gives the page of each change. Analyses added in response to the reviewers were not prespecified and are labeled post hoc throughout the manuscript.</w:t>
       </w:r>
     </w:p>
-    <w:bookmarkStart w:id="20" w:name="editorial-office"/>
+    <w:bookmarkStart w:id="20" w:name="summary-of-changes"/>
     <w:p>
       <w:pPr>
         <w:pStyle w:val="Heading2"/>
       </w:pPr>
       <w:r>
-        <w:t xml:space="preserve">Editorial Office</w:t>
+        <w:t xml:space="preserve">Summary of Changes</w:t>
       </w:r>
     </w:p>
     <w:p>
@@ -33,6 +57,425 @@
         <w:pStyle w:val="FirstParagraph"/>
       </w:pPr>
       <w:r>
+        <w:t xml:space="preserve">Page numbers refer to the marked revised manuscript. New text is shown in blue and underlined; deleted text in red and struck through.</w:t>
+      </w:r>
+    </w:p>
+    <w:tbl>
+      <w:tblPr>
+        <w:tblStyle w:val="Table"/>
+        <w:tblW w:type="pct" w:w="5000"/>
+        <w:tblLayout w:type="fixed"/>
+        <w:tblLook w:firstRow="1" w:lastRow="0" w:firstColumn="0" w:lastColumn="0" w:noHBand="0" w:noVBand="0" w:val="0020"/>
+      </w:tblPr>
+      <w:tblGrid>
+        <w:gridCol w:w="2640"/>
+        <w:gridCol w:w="2640"/>
+        <w:gridCol w:w="2640"/>
+      </w:tblGrid>
+      <w:tr>
+        <w:trPr>
+          <w:tblHeader w:val="on"/>
+        </w:trPr>
+        <w:tc>
+          <w:tcPr/>
+          <w:p>
+            <w:pPr>
+              <w:pStyle w:val="Compact"/>
+            </w:pPr>
+            <w:r>
+              <w:t xml:space="preserve">Section</w:t>
+            </w:r>
+          </w:p>
+        </w:tc>
+        <w:tc>
+          <w:tcPr/>
+          <w:p>
+            <w:pPr>
+              <w:pStyle w:val="Compact"/>
+            </w:pPr>
+            <w:r>
+              <w:t xml:space="preserve">Part</w:t>
+            </w:r>
+          </w:p>
+        </w:tc>
+        <w:tc>
+          <w:tcPr/>
+          <w:p>
+            <w:pPr>
+              <w:pStyle w:val="Compact"/>
+            </w:pPr>
+            <w:r>
+              <w:t xml:space="preserve">Page(s)</w:t>
+            </w:r>
+          </w:p>
+        </w:tc>
+      </w:tr>
+      <w:tr>
+        <w:tc>
+          <w:tcPr/>
+          <w:p>
+            <w:pPr>
+              <w:pStyle w:val="Compact"/>
+            </w:pPr>
+            <w:r>
+              <w:t xml:space="preserve">Abstract</w:t>
+            </w:r>
+          </w:p>
+        </w:tc>
+        <w:tc>
+          <w:tcPr/>
+          <w:p>
+            <w:pPr>
+              <w:pStyle w:val="Compact"/>
+            </w:pPr>
+            <w:r>
+              <w:t xml:space="preserve">—</w:t>
+            </w:r>
+          </w:p>
+        </w:tc>
+        <w:tc>
+          <w:tcPr/>
+          <w:p>
+            <w:pPr>
+              <w:pStyle w:val="Compact"/>
+            </w:pPr>
+            <w:r>
+              <w:t xml:space="preserve">8–9</w:t>
+            </w:r>
+          </w:p>
+        </w:tc>
+      </w:tr>
+      <w:tr>
+        <w:tc>
+          <w:tcPr/>
+          <w:p>
+            <w:pPr>
+              <w:pStyle w:val="Compact"/>
+            </w:pPr>
+            <w:r>
+              <w:t xml:space="preserve">Materials and Methods</w:t>
+            </w:r>
+          </w:p>
+        </w:tc>
+        <w:tc>
+          <w:tcPr/>
+          <w:p>
+            <w:pPr>
+              <w:pStyle w:val="Compact"/>
+            </w:pPr>
+            <w:r>
+              <w:t xml:space="preserve">Treatment Groups and Outcomes</w:t>
+            </w:r>
+          </w:p>
+        </w:tc>
+        <w:tc>
+          <w:tcPr/>
+          <w:p>
+            <w:pPr>
+              <w:pStyle w:val="Compact"/>
+            </w:pPr>
+            <w:r>
+              <w:t xml:space="preserve">11</w:t>
+            </w:r>
+          </w:p>
+        </w:tc>
+      </w:tr>
+      <w:tr>
+        <w:tc>
+          <w:tcPr/>
+          <w:p>
+            <w:pPr>
+              <w:pStyle w:val="Compact"/>
+            </w:pPr>
+            <w:r>
+              <w:t xml:space="preserve">Materials and Methods</w:t>
+            </w:r>
+          </w:p>
+        </w:tc>
+        <w:tc>
+          <w:tcPr/>
+          <w:p>
+            <w:pPr>
+              <w:pStyle w:val="Compact"/>
+            </w:pPr>
+            <w:r>
+              <w:t xml:space="preserve">Statistical Analysis</w:t>
+            </w:r>
+          </w:p>
+        </w:tc>
+        <w:tc>
+          <w:tcPr/>
+          <w:p>
+            <w:pPr>
+              <w:pStyle w:val="Compact"/>
+            </w:pPr>
+            <w:r>
+              <w:t xml:space="preserve">12–13</w:t>
+            </w:r>
+          </w:p>
+        </w:tc>
+      </w:tr>
+      <w:tr>
+        <w:tc>
+          <w:tcPr/>
+          <w:p>
+            <w:pPr>
+              <w:pStyle w:val="Compact"/>
+            </w:pPr>
+            <w:r>
+              <w:t xml:space="preserve">Results</w:t>
+            </w:r>
+          </w:p>
+        </w:tc>
+        <w:tc>
+          <w:tcPr/>
+          <w:p>
+            <w:pPr>
+              <w:pStyle w:val="Compact"/>
+            </w:pPr>
+            <w:r>
+              <w:t xml:space="preserve">Patients</w:t>
+            </w:r>
+          </w:p>
+        </w:tc>
+        <w:tc>
+          <w:tcPr/>
+          <w:p>
+            <w:pPr>
+              <w:pStyle w:val="Compact"/>
+            </w:pPr>
+            <w:r>
+              <w:t xml:space="preserve">14</w:t>
+            </w:r>
+          </w:p>
+        </w:tc>
+      </w:tr>
+      <w:tr>
+        <w:tc>
+          <w:tcPr/>
+          <w:p>
+            <w:pPr>
+              <w:pStyle w:val="Compact"/>
+            </w:pPr>
+            <w:r>
+              <w:t xml:space="preserve">Results</w:t>
+            </w:r>
+          </w:p>
+        </w:tc>
+        <w:tc>
+          <w:tcPr/>
+          <w:p>
+            <w:pPr>
+              <w:pStyle w:val="Compact"/>
+            </w:pPr>
+            <w:r>
+              <w:t xml:space="preserve">Event-Free and Overall Survival</w:t>
+            </w:r>
+          </w:p>
+        </w:tc>
+        <w:tc>
+          <w:tcPr/>
+          <w:p>
+            <w:pPr>
+              <w:pStyle w:val="Compact"/>
+            </w:pPr>
+            <w:r>
+              <w:t xml:space="preserve">15</w:t>
+            </w:r>
+          </w:p>
+        </w:tc>
+      </w:tr>
+      <w:tr>
+        <w:tc>
+          <w:tcPr/>
+          <w:p>
+            <w:pPr>
+              <w:pStyle w:val="Compact"/>
+            </w:pPr>
+            <w:r>
+              <w:t xml:space="preserve">Results</w:t>
+            </w:r>
+          </w:p>
+        </w:tc>
+        <w:tc>
+          <w:tcPr/>
+          <w:p>
+            <w:pPr>
+              <w:pStyle w:val="Compact"/>
+            </w:pPr>
+            <w:r>
+              <w:t xml:space="preserve">Post Hoc Analyses</w:t>
+            </w:r>
+          </w:p>
+        </w:tc>
+        <w:tc>
+          <w:tcPr/>
+          <w:p>
+            <w:pPr>
+              <w:pStyle w:val="Compact"/>
+            </w:pPr>
+            <w:r>
+              <w:t xml:space="preserve">16</w:t>
+            </w:r>
+          </w:p>
+        </w:tc>
+      </w:tr>
+      <w:tr>
+        <w:tc>
+          <w:tcPr/>
+          <w:p>
+            <w:pPr>
+              <w:pStyle w:val="Compact"/>
+            </w:pPr>
+            <w:r>
+              <w:t xml:space="preserve">Discussion</w:t>
+            </w:r>
+          </w:p>
+        </w:tc>
+        <w:tc>
+          <w:tcPr/>
+          <w:p>
+            <w:pPr>
+              <w:pStyle w:val="Compact"/>
+            </w:pPr>
+            <w:r>
+              <w:t xml:space="preserve">—</w:t>
+            </w:r>
+          </w:p>
+        </w:tc>
+        <w:tc>
+          <w:tcPr/>
+          <w:p>
+            <w:pPr>
+              <w:pStyle w:val="Compact"/>
+            </w:pPr>
+            <w:r>
+              <w:t xml:space="preserve">16–19</w:t>
+            </w:r>
+          </w:p>
+        </w:tc>
+      </w:tr>
+      <w:tr>
+        <w:tc>
+          <w:tcPr/>
+          <w:p>
+            <w:pPr>
+              <w:pStyle w:val="Compact"/>
+            </w:pPr>
+            <w:r>
+              <w:t xml:space="preserve">References</w:t>
+            </w:r>
+          </w:p>
+        </w:tc>
+        <w:tc>
+          <w:tcPr/>
+          <w:p>
+            <w:pPr>
+              <w:pStyle w:val="Compact"/>
+            </w:pPr>
+            <w:r>
+              <w:t xml:space="preserve">Added: Schneeweiss et al., 2013 (reference 16)</w:t>
+            </w:r>
+          </w:p>
+        </w:tc>
+        <w:tc>
+          <w:tcPr/>
+          <w:p>
+            <w:pPr>
+              <w:pStyle w:val="Compact"/>
+            </w:pPr>
+            <w:r>
+              <w:t xml:space="preserve">—</w:t>
+            </w:r>
+          </w:p>
+        </w:tc>
+      </w:tr>
+      <w:tr>
+        <w:tc>
+          <w:tcPr/>
+          <w:p>
+            <w:pPr>
+              <w:pStyle w:val="Compact"/>
+            </w:pPr>
+            <w:r>
+              <w:t xml:space="preserve">Supplementary material</w:t>
+            </w:r>
+          </w:p>
+        </w:tc>
+        <w:tc>
+          <w:tcPr/>
+          <w:p>
+            <w:pPr>
+              <w:pStyle w:val="Compact"/>
+            </w:pPr>
+            <w:r>
+              <w:t xml:space="preserve">Supplementary Table S4 (post hoc analyses)</w:t>
+            </w:r>
+          </w:p>
+        </w:tc>
+        <w:tc>
+          <w:tcPr/>
+          <w:p>
+            <w:pPr>
+              <w:pStyle w:val="Compact"/>
+            </w:pPr>
+            <w:r>
+              <w:t xml:space="preserve">—</w:t>
+            </w:r>
+          </w:p>
+        </w:tc>
+      </w:tr>
+      <w:tr>
+        <w:tc>
+          <w:tcPr/>
+          <w:p>
+            <w:pPr>
+              <w:pStyle w:val="Compact"/>
+            </w:pPr>
+            <w:r>
+              <w:t xml:space="preserve">Supplementary material</w:t>
+            </w:r>
+          </w:p>
+        </w:tc>
+        <w:tc>
+          <w:tcPr/>
+          <w:p>
+            <w:pPr>
+              <w:pStyle w:val="Compact"/>
+            </w:pPr>
+            <w:r>
+              <w:t xml:space="preserve">Supplementary Figure S2 (propensity-score distributions)</w:t>
+            </w:r>
+          </w:p>
+        </w:tc>
+        <w:tc>
+          <w:tcPr/>
+          <w:p>
+            <w:pPr>
+              <w:pStyle w:val="Compact"/>
+            </w:pPr>
+            <w:r>
+              <w:t xml:space="preserve">—</w:t>
+            </w:r>
+          </w:p>
+        </w:tc>
+      </w:tr>
+    </w:tbl>
+    <w:bookmarkEnd w:id="20"/>
+    <w:bookmarkStart w:id="21" w:name="editorial-office"/>
+    <w:p>
+      <w:pPr>
+        <w:pStyle w:val="Heading2"/>
+      </w:pPr>
+      <w:r>
+        <w:t xml:space="preserve">Editorial Office</w:t>
+      </w:r>
+    </w:p>
+    <w:p>
+      <w:pPr>
+        <w:pStyle w:val="FirstParagraph"/>
+      </w:pPr>
+      <w:r>
         <w:rPr>
           <w:b/>
           <w:bCs/>
@@ -202,8 +645,8 @@
         <w:t xml:space="preserve">No change needed.</w:t>
       </w:r>
     </w:p>
-    <w:bookmarkEnd w:id="20"/>
-    <w:bookmarkStart w:id="21" w:name="reviewer-1"/>
+    <w:bookmarkEnd w:id="21"/>
+    <w:bookmarkStart w:id="22" w:name="reviewer-1"/>
     <w:p>
       <w:pPr>
         <w:pStyle w:val="Heading2"/>
@@ -444,8 +887,8 @@
         <w:t xml:space="preserve">Results (Sensitivity and Subgroup Analyses); Discussion (limitations); Supplementary Table S3.</w:t>
       </w:r>
     </w:p>
-    <w:bookmarkEnd w:id="21"/>
-    <w:bookmarkStart w:id="22" w:name="reviewer-2"/>
+    <w:bookmarkEnd w:id="22"/>
+    <w:bookmarkStart w:id="23" w:name="reviewer-2"/>
     <w:p>
       <w:pPr>
         <w:pStyle w:val="Heading2"/>
@@ -712,8 +1155,8 @@
         <w:br w:type="page"/>
       </w:r>
     </w:p>
-    <w:bookmarkEnd w:id="22"/>
     <w:bookmarkEnd w:id="23"/>
+    <w:bookmarkEnd w:id="24"/>
     <w:p>
       <w:pPr>
         <w:pStyle w:val="BodyText"/>
@@ -750,7 +1193,7 @@
         <w:t xml:space="preserve">This demonstration manuscript was written by AI (Claude Opus 5.5). In a real submission, the text must be written by the authors.</w:t>
       </w:r>
     </w:p>
-    <w:bookmarkStart w:id="24" w:name="abstract"/>
+    <w:bookmarkStart w:id="25" w:name="abstract"/>
     <w:p>
       <w:pPr>
         <w:pStyle w:val="Heading1"/>
@@ -781,7 +1224,7 @@
       </w:r>
       <w:r>
         <w:rPr>
-          <w:strike/>
+          <w:rStyle w:val="DeletedText"/>
         </w:rPr>
         <w:t xml:space="preserve">comparisons across treatment eras are</w:t>
       </w:r>
@@ -790,7 +1233,7 @@
       </w:r>
       <w:r>
         <w:rPr>
-          <w:u w:val="single"/>
+          <w:rStyle w:val="InsertedText"/>
         </w:rPr>
         <w:t xml:space="preserve">evidence is</w:t>
       </w:r>
@@ -823,7 +1266,7 @@
       </w:r>
       <w:r>
         <w:rPr>
-          <w:strike/>
+          <w:rStyle w:val="DeletedText"/>
         </w:rPr>
         <w:t xml:space="preserve">two</w:t>
       </w:r>
@@ -838,7 +1281,7 @@
       </w:r>
       <w:r>
         <w:rPr>
-          <w:strike/>
+          <w:rStyle w:val="DeletedText"/>
         </w:rPr>
         <w:t xml:space="preserve">largely</w:t>
       </w:r>
@@ -853,7 +1296,7 @@
       </w:r>
       <w:r>
         <w:rPr>
-          <w:strike/>
+          <w:rStyle w:val="DeletedText"/>
         </w:rPr>
         <w:t xml:space="preserve">the</w:t>
       </w:r>
@@ -886,7 +1329,7 @@
       </w:r>
       <w:r>
         <w:rPr>
-          <w:strike/>
+          <w:rStyle w:val="DeletedText"/>
         </w:rPr>
         <w:t xml:space="preserve">(45.2%), respectively.</w:t>
       </w:r>
@@ -895,7 +1338,7 @@
       </w:r>
       <w:r>
         <w:rPr>
-          <w:u w:val="single"/>
+          <w:rStyle w:val="InsertedText"/>
         </w:rPr>
         <w:t xml:space="preserve">(45.2%).</w:t>
       </w:r>
@@ -926,7 +1369,7 @@
       </w:r>
       <w:r>
         <w:rPr>
-          <w:u w:val="single"/>
+          <w:rStyle w:val="InsertedText"/>
         </w:rPr>
         <w:t xml:space="preserve">In a post hoc worst-case analysis of patients operated on elsewhere, the odds ratio was 1.40 (95% CI, 0.77–2.53).</w:t>
       </w:r>
@@ -959,7 +1402,7 @@
       </w:r>
       <w:r>
         <w:rPr>
-          <w:strike/>
+          <w:rStyle w:val="DeletedText"/>
         </w:rPr>
         <w:t xml:space="preserve">era.</w:t>
       </w:r>
@@ -968,7 +1411,7 @@
       </w:r>
       <w:r>
         <w:rPr>
-          <w:u w:val="single"/>
+          <w:rStyle w:val="InsertedText"/>
         </w:rPr>
         <w:t xml:space="preserve">era and on assumptions about patients without pathology results.</w:t>
       </w:r>
@@ -1002,8 +1445,8 @@
         <w:br w:type="page"/>
       </w:r>
     </w:p>
-    <w:bookmarkEnd w:id="24"/>
-    <w:bookmarkStart w:id="25" w:name="introduction"/>
+    <w:bookmarkEnd w:id="25"/>
+    <w:bookmarkStart w:id="26" w:name="introduction"/>
     <w:p>
       <w:pPr>
         <w:pStyle w:val="Heading1"/>
@@ -1068,8 +1511,8 @@
         <w:t xml:space="preserve">yet the two regimens were often used in different years, which complicates comparison. We compared neoadjuvant trastuzumab plus pertuzumab with trastuzumab alone in routine practice, using methods designed for limited overlap between treatment groups.</w:t>
       </w:r>
     </w:p>
-    <w:bookmarkEnd w:id="25"/>
-    <w:bookmarkStart w:id="31" w:name="materials-and-methods"/>
+    <w:bookmarkEnd w:id="26"/>
+    <w:bookmarkStart w:id="32" w:name="materials-and-methods"/>
     <w:p>
       <w:pPr>
         <w:pStyle w:val="Heading1"/>
@@ -1078,7 +1521,7 @@
         <w:t xml:space="preserve">Materials and Methods</w:t>
       </w:r>
     </w:p>
-    <w:bookmarkStart w:id="26" w:name="study-design-and-data-sources"/>
+    <w:bookmarkStart w:id="27" w:name="study-design-and-data-sources"/>
     <w:p>
       <w:pPr>
         <w:pStyle w:val="Heading2"/>
@@ -1113,8 +1556,8 @@
         <w:t xml:space="preserve">[7]</w:t>
       </w:r>
     </w:p>
-    <w:bookmarkEnd w:id="26"/>
-    <w:bookmarkStart w:id="27" w:name="patients"/>
+    <w:bookmarkEnd w:id="27"/>
+    <w:bookmarkStart w:id="28" w:name="patients"/>
     <w:p>
       <w:pPr>
         <w:pStyle w:val="Heading2"/>
@@ -1131,8 +1574,8 @@
         <w:t xml:space="preserve">We included patients aged 20 years or older with clinical stage II–III breast cancer (American Joint Committee on Cancer, 8th edition) that was HER2-positive, defined as an immunohistochemistry (IHC) score of 3+ or amplification on in situ hybridization (ISH), who started neoadjuvant chemotherapy with trastuzumab between January 2012 and December 2023. We excluded patients with distant metastasis at diagnosis, surgery before systemic therapy, neoadjuvant trastuzumab emtansine (T-DM1), or surgery at another hospital without an available pathology report. Follow-up data were available until December 31, 2025.</w:t>
       </w:r>
     </w:p>
-    <w:bookmarkEnd w:id="27"/>
-    <w:bookmarkStart w:id="28" w:name="treatment-groups-and-outcomes"/>
+    <w:bookmarkEnd w:id="28"/>
+    <w:bookmarkStart w:id="29" w:name="treatment-groups-and-outcomes"/>
     <w:p>
       <w:pPr>
         <w:pStyle w:val="Heading2"/>
@@ -1153,7 +1596,7 @@
       </w:r>
       <w:r>
         <w:rPr>
-          <w:u w:val="single"/>
+          <w:rStyle w:val="InsertedText"/>
         </w:rPr>
         <w:t xml:space="preserve">Time zero for all outcomes was the index date, when eligibility was met and the treatment strategy began. Because pertuzumab could be added after chemotherapy had started, we examined post hoc whether any patient in the single-blockade group had surgery or disease progression before pertuzumab was typically added, which could have introduced immortal time bias.</w:t>
       </w:r>
@@ -1178,8 +1621,8 @@
         <w:t xml:space="preserve">Patients whose disease progressed before surgery were classified as not achieving pCR. The secondary outcome was event-free survival (EFS), measured from the index date to disease progression precluding surgery, locoregional recurrence, distant metastasis, or death from any cause. Overall survival (OS) was an exploratory outcome. Patients without an event were censored at the later of the last clinic visit and the last drug order, or at the follow-up cutoff, whichever came first.</w:t>
       </w:r>
     </w:p>
-    <w:bookmarkEnd w:id="28"/>
-    <w:bookmarkStart w:id="29" w:name="statistical-analysis"/>
+    <w:bookmarkEnd w:id="29"/>
+    <w:bookmarkStart w:id="30" w:name="statistical-analysis"/>
     <w:p>
       <w:pPr>
         <w:pStyle w:val="Heading2"/>
@@ -1226,7 +1669,7 @@
       </w:r>
       <w:r>
         <w:rPr>
-          <w:strike/>
+          <w:rStyle w:val="DeletedText"/>
         </w:rPr>
         <w:t xml:space="preserve">residuals.</w:t>
       </w:r>
@@ -1235,7 +1678,7 @@
       </w:r>
       <w:r>
         <w:rPr>
-          <w:u w:val="single"/>
+          <w:rStyle w:val="InsertedText"/>
         </w:rPr>
         <w:t xml:space="preserve">residuals, and median follow-up was estimated with the reverse Kaplan-Meier method.</w:t>
       </w:r>
@@ -1280,13 +1723,13 @@
       </w:pPr>
       <w:r>
         <w:rPr>
-          <w:u w:val="single"/>
+          <w:rStyle w:val="InsertedText"/>
         </w:rPr>
         <w:t xml:space="preserve">In response to peer review, we performed the following post hoc analyses, which were not part of the prespecified plan: the distribution of propensity scores by group and the share of the overlap weights contributed by each treatment period; a propensity-score model with a natural spline for year of treatment start; EFS restricted to patients who started treatment in 2012–2019, before adjuvant T-DM1 was used at the study hospital, instead of stratification by post-neoadjuvant T-DM1, which would condition on a consequence of the response to neoadjuvant therapy; pCR after exclusion of patients whose disease progressed before surgery; best-case and worst-case analyses that included the patients operated on at another hospital, assigned to groups by pertuzumab use within 180 days of the index date and assumed either all to achieve or all not to achieve pCR; and EFS and OS with follow-up truncated at five years, together with the five-year restricted mean survival time (RMST) difference.</w:t>
       </w:r>
     </w:p>
-    <w:bookmarkEnd w:id="29"/>
-    <w:bookmarkStart w:id="30" w:name="ethics"/>
+    <w:bookmarkEnd w:id="30"/>
+    <w:bookmarkStart w:id="31" w:name="ethics"/>
     <w:p>
       <w:pPr>
         <w:pStyle w:val="Heading2"/>
@@ -1303,9 +1746,9 @@
         <w:t xml:space="preserve">The study was approved by the institutional review board of the participating hospital, which waived the requirement for informed consent because of the retrospective design and the use of de-identified data. The study was conducted in accordance with the Declaration of Helsinki (1975, revised in 2013).</w:t>
       </w:r>
     </w:p>
-    <w:bookmarkEnd w:id="30"/>
     <w:bookmarkEnd w:id="31"/>
-    <w:bookmarkStart w:id="37" w:name="results"/>
+    <w:bookmarkEnd w:id="32"/>
+    <w:bookmarkStart w:id="38" w:name="results"/>
     <w:p>
       <w:pPr>
         <w:pStyle w:val="Heading1"/>
@@ -1314,7 +1757,7 @@
         <w:t xml:space="preserve">Results</w:t>
       </w:r>
     </w:p>
-    <w:bookmarkStart w:id="32" w:name="patients-1"/>
+    <w:bookmarkStart w:id="33" w:name="patients-1"/>
     <w:p>
       <w:pPr>
         <w:pStyle w:val="Heading2"/>
@@ -1343,7 +1786,7 @@
       </w:r>
       <w:r>
         <w:rPr>
-          <w:u w:val="single"/>
+          <w:rStyle w:val="InsertedText"/>
         </w:rPr>
         <w:t xml:space="preserve">The propensity scores of the two groups overlapped only partly (median, 0.99 with dual blockade vs. 0.05 with trastuzumab alone; Supplementary Figure S2): 64.9% and 71.9% of the patients, respectively, had scores within the range of the other group, and patients who started treatment in 2016–2019 contributed 67.6% of the overlap weights (post hoc).</w:t>
       </w:r>
@@ -1354,8 +1797,8 @@
         <w:t xml:space="preserve">After overlap weighting, all covariates were exactly balanced (maximum absolute SMD, 0.000), and the effective sample sizes were 86 and 66 patients, respectively. The median follow-up was 6.2 years overall, 5.1 years for dual blockade, and 10.7 years for trastuzumab alone.</w:t>
       </w:r>
     </w:p>
-    <w:bookmarkEnd w:id="32"/>
-    <w:bookmarkStart w:id="33" w:name="pathologic-complete-response"/>
+    <w:bookmarkEnd w:id="33"/>
+    <w:bookmarkStart w:id="34" w:name="pathologic-complete-response"/>
     <w:p>
       <w:pPr>
         <w:pStyle w:val="Heading2"/>
@@ -1385,8 +1828,8 @@
         <w:t xml:space="preserve">= 0.019).</w:t>
       </w:r>
     </w:p>
-    <w:bookmarkEnd w:id="33"/>
-    <w:bookmarkStart w:id="34" w:name="event-free-and-overall-survival"/>
+    <w:bookmarkEnd w:id="34"/>
+    <w:bookmarkStart w:id="35" w:name="event-free-and-overall-survival"/>
     <w:p>
       <w:pPr>
         <w:pStyle w:val="Heading2"/>
@@ -1400,10 +1843,116 @@
         <w:pStyle w:val="FirstParagraph"/>
       </w:pPr>
       <w:r>
-        <w:t xml:space="preserve">EFS events occurred in 62 patients who received dual blockade and in 68 patients who received trastuzumab alone. The weighted five-year EFS rates were 88.6% and 81.2%, respectively (HR, 0.89 [95% CI, ~~0.47–1.69];</w:t>
+        <w:t xml:space="preserve">EFS events occurred in 62 patients who received dual blockade and in 68 patients who received trastuzumab alone. The weighted five-year EFS rates were 88.6% and 81.2%, respectively (HR, 0.89</w:t>
       </w:r>
       <w:r>
         <w:t xml:space="preserve"> </w:t>
+      </w:r>
+      <w:r>
+        <w:rPr>
+          <w:rStyle w:val="DeletedText"/>
+        </w:rPr>
+        <w:t xml:space="preserve">95% CI, [0.47–1.69];</w:t>
+      </w:r>
+      <w:r>
+        <w:rPr>
+          <w:rStyle w:val="DeletedText"/>
+        </w:rPr>
+        <w:t xml:space="preserve"> </w:t>
+      </w:r>
+      <w:r>
+        <w:rPr>
+          <w:rStyle w:val="DeletedText"/>
+          <w:i/>
+          <w:iCs/>
+        </w:rPr>
+        <w:t xml:space="preserve">P</w:t>
+      </w:r>
+      <w:r>
+        <w:rPr>
+          <w:rStyle w:val="DeletedText"/>
+        </w:rPr>
+        <w:t xml:space="preserve"> </w:t>
+      </w:r>
+      <w:r>
+        <w:rPr>
+          <w:rStyle w:val="DeletedText"/>
+        </w:rPr>
+        <w:t xml:space="preserve">= 0.718)</w:t>
+      </w:r>
+      <w:r>
+        <w:t xml:space="preserve"> </w:t>
+      </w:r>
+      <w:r>
+        <w:t xml:space="preserve">[0.47–1.69])]{custom-style=</w:t>
+      </w:r>
+      <w:r>
+        <w:t xml:space="preserve">“Inserted Text”</w:t>
+      </w:r>
+      <w:r>
+        <w:t xml:space="preserve">} (Table 3, Figure 2). Deaths occurred in 34 and 53 patients, and the weighted five-year OS rates were 89.6% and 86.9% (HR, 0.76</w:t>
+      </w:r>
+      <w:r>
+        <w:t xml:space="preserve"> </w:t>
+      </w:r>
+      <w:r>
+        <w:rPr>
+          <w:rStyle w:val="DeletedText"/>
+        </w:rPr>
+        <w:t xml:space="preserve">95% CI, [0.34–1.66];</w:t>
+      </w:r>
+      <w:r>
+        <w:rPr>
+          <w:rStyle w:val="DeletedText"/>
+        </w:rPr>
+        <w:t xml:space="preserve"> </w:t>
+      </w:r>
+      <w:r>
+        <w:rPr>
+          <w:rStyle w:val="DeletedText"/>
+          <w:i/>
+          <w:iCs/>
+        </w:rPr>
+        <w:t xml:space="preserve">P</w:t>
+      </w:r>
+      <w:r>
+        <w:rPr>
+          <w:rStyle w:val="DeletedText"/>
+        </w:rPr>
+        <w:t xml:space="preserve"> </w:t>
+      </w:r>
+      <w:r>
+        <w:rPr>
+          <w:rStyle w:val="DeletedText"/>
+        </w:rPr>
+        <w:t xml:space="preserve">= 0.488)</w:t>
+      </w:r>
+      <w:r>
+        <w:t xml:space="preserve"> </w:t>
+      </w:r>
+      <w:r>
+        <w:t xml:space="preserve">[0.34–1.66])]{custom-style=</w:t>
+      </w:r>
+      <w:r>
+        <w:t xml:space="preserve">“Inserted Text”</w:t>
+      </w:r>
+      <w:r>
+        <w:t xml:space="preserve">} (Figure 3).</w:t>
+      </w:r>
+      <w:r>
+        <w:t xml:space="preserve"> </w:t>
+      </w:r>
+      <w:r>
+        <w:rPr>
+          <w:rStyle w:val="InsertedText"/>
+        </w:rPr>
+        <w:t xml:space="preserve">The five-year RMST difference was 0.17 years (95% CI, −0.39 to 0.73) for EFS and 0.08 years (95% CI, −0.30 to 0.47) for OS. The confidence interval for OS was wide and compatible with both a clinically important benefit and harm.</w:t>
+      </w:r>
+      <w:r>
+        <w:t xml:space="preserve"> </w:t>
+      </w:r>
+      <w:r>
+        <w:t xml:space="preserve">There was no evidence against proportional hazards for EFS (</w:t>
       </w:r>
       <w:r>
         <w:rPr>
@@ -1416,10 +1965,7 @@
         <w:t xml:space="preserve"> </w:t>
       </w:r>
       <w:r>
-        <w:t xml:space="preserve">= 0.718)~~ [0.47–1.69])]{.underline} (Table 3, Figure 2). Deaths occurred in 34 and 53 patients, and the weighted five-year OS rates were 89.6% and 86.9% (HR, 0.76 [95% CI, ~~0.34–1.66];</w:t>
-      </w:r>
-      <w:r>
-        <w:t xml:space="preserve"> </w:t>
+        <w:t xml:space="preserve">= 0.394) or OS (</w:t>
       </w:r>
       <w:r>
         <w:rPr>
@@ -1432,22 +1978,28 @@
         <w:t xml:space="preserve"> </w:t>
       </w:r>
       <w:r>
-        <w:t xml:space="preserve">= 0.488)~~ [0.34–1.66])]{.underline} (Figure 3).</w:t>
+        <w:t xml:space="preserve">= 0.462). Among patients who did not achieve pCR, adjuvant T-DM1 was given to 59.7% in the dual-blockade group and 4.6% in the single-blockade group.</w:t>
+      </w:r>
+    </w:p>
+    <w:bookmarkEnd w:id="35"/>
+    <w:bookmarkStart w:id="36" w:name="sensitivity-and-subgroup-analyses"/>
+    <w:p>
+      <w:pPr>
+        <w:pStyle w:val="Heading2"/>
+      </w:pPr>
+      <w:r>
+        <w:t xml:space="preserve">Sensitivity and Subgroup Analyses</w:t>
+      </w:r>
+    </w:p>
+    <w:p>
+      <w:pPr>
+        <w:pStyle w:val="FirstParagraph"/>
+      </w:pPr>
+      <w:r>
+        <w:t xml:space="preserve">The direction of the association with pCR was consistent across sensitivity analyses (Table 2): the OR was 1.97 (95% CI, 1.10–3.53) with multivariable regression and 2.38 (95% CI, 1.27–4.46) when pCR was defined as ypT0 ypN0. In the cohort restricted to 2016–2019 (171 and 38 patients) and in the complete-case analysis, the ORs were 2.15 (95% CI, 0.92–5.01) and 1.91 (95% CI, 0.99–3.68), respectively, with confidence intervals that included the null value. Propensity-score matching retained 44 pairs and yielded a smaller estimate (OR, 1.33 [95% CI, 0.52–3.43]). The association did not differ by hormone receptor status (receptor-negative OR, 2.63 [95% CI, 0.79–8.71]; receptor-positive OR, 2.03 [95% CI, 0.94–4.37];</w:t>
       </w:r>
       <w:r>
         <w:t xml:space="preserve"> </w:t>
-      </w:r>
-      <w:r>
-        <w:rPr>
-          <w:u w:val="single"/>
-        </w:rPr>
-        <w:t xml:space="preserve">The five-year RMST difference was 0.17 years (95% CI, −0.39 to 0.73) for EFS and 0.08 years (95% CI, −0.30 to 0.47) for OS. The confidence interval for OS was wide and compatible with both a clinically important benefit and harm.</w:t>
-      </w:r>
-      <w:r>
-        <w:t xml:space="preserve"> </w:t>
-      </w:r>
-      <w:r>
-        <w:t xml:space="preserve">There was no evidence against proportional hazards for EFS (</w:t>
       </w:r>
       <w:r>
         <w:rPr>
@@ -1460,30 +2012,20 @@
         <w:t xml:space="preserve"> </w:t>
       </w:r>
       <w:r>
-        <w:t xml:space="preserve">= 0.394) or OS (</w:t>
-      </w:r>
-      <w:r>
-        <w:rPr>
-          <w:i/>
-          <w:iCs/>
-        </w:rPr>
-        <w:t xml:space="preserve">P</w:t>
-      </w:r>
-      <w:r>
-        <w:t xml:space="preserve"> </w:t>
-      </w:r>
-      <w:r>
-        <w:t xml:space="preserve">= 0.462). Among patients who did not achieve pCR, adjuvant T-DM1 was given to 59.7% in the dual-blockade group and 4.6% in the single-blockade group.</w:t>
+        <w:t xml:space="preserve">= 0.552 for interaction). The E-value for the primary OR was 2.19, and that for its lower confidence limit was 1.31.</w:t>
       </w:r>
     </w:p>
-    <w:bookmarkEnd w:id="34"/>
-    <w:bookmarkStart w:id="35" w:name="sensitivity-and-subgroup-analyses"/>
+    <w:bookmarkEnd w:id="36"/>
+    <w:bookmarkStart w:id="37" w:name="post-hoc-analyses"/>
     <w:p>
       <w:pPr>
         <w:pStyle w:val="Heading2"/>
       </w:pPr>
       <w:r>
-        <w:t xml:space="preserve">Sensitivity and Subgroup Analyses</w:t>
+        <w:rPr>
+          <w:rStyle w:val="InsertedText"/>
+        </w:rPr>
+        <w:t xml:space="preserve">Post Hoc Analyses</w:t>
       </w:r>
     </w:p>
     <w:p>
@@ -1491,36 +2033,21 @@
         <w:pStyle w:val="FirstParagraph"/>
       </w:pPr>
       <w:r>
-        <w:t xml:space="preserve">The direction of the association with pCR was consistent across sensitivity analyses (Table 2): the OR was 1.97 (95% CI, 1.10–3.53) with multivariable regression and 2.38 (95% CI, 1.27–4.46) when pCR was defined as ypT0 ypN0. In the cohort restricted to 2016–2019 (171 and 38 patients) and in the complete-case analysis, the ORs were 2.15 (95% CI, 0.92–5.01) and 1.91 (95% CI, 0.99–3.68), respectively, with confidence intervals that included the null value. Propensity-score matching retained 44 pairs and yielded a smaller estimate (OR, 1.33 [95% CI, 0.52–3.43]). The association did not differ by hormone receptor status (receptor-negative OR, 2.63 [95% CI, 0.79–8.71]; receptor-positive OR, 2.03 [95% CI, 0.94–4.37];</w:t>
-      </w:r>
-      <w:r>
-        <w:t xml:space="preserve"> </w:t>
-      </w:r>
-      <w:r>
         <w:rPr>
-          <w:i/>
-          <w:iCs/>
+          <w:rStyle w:val="InsertedText"/>
         </w:rPr>
-        <w:t xml:space="preserve">P</w:t>
-      </w:r>
-      <w:r>
-        <w:t xml:space="preserve"> </w:t>
-      </w:r>
-      <w:r>
-        <w:t xml:space="preserve">= 0.552 for interaction). The E-value for the primary OR was 2.19, and that for its lower confidence limit was 1.31.</w:t>
+        <w:t xml:space="preserve">In post hoc analyses (Supplementary Table S4), the OR for pCR was 2.00 (95% CI, 1.05–3.79) when the year of treatment start was modeled with a natural spline and 2.01 (95% CI, 1.12–3.62) after exclusion of the patients whose disease progressed before surgery (four and five patients, respectively). When the six dual-blockade and ten single-blockade patients who were operated on at another hospital were included, the OR was 2.19 (95% CI, 1.27–3.77) under the assumption that none of them achieved pCR and 1.40 (95% CI, 0.77–2.53) under the assumption that all did. Among patients who started treatment in 2012–2019 (177 and 194 patients), none of those without pCR received adjuvant T-DM1, and the HR for EFS was 0.81 (95% CI, 0.39–1.70). With follow-up truncated at five years, the HRs were 0.59 (95% CI, 0.26–1.36) for EFS and 0.77 (95% CI, 0.30–1.99) for OS. Pertuzumab was started on the index date in 300 patients and later in 116 (median, day 84), whereas the earliest surgery or disease progression in the single-blockade group occurred on day 97, so no patient could have been classified as receiving single blockade because of an event before pertuzumab would have been added.</w:t>
       </w:r>
     </w:p>
-    <w:bookmarkEnd w:id="35"/>
-    <w:bookmarkStart w:id="36" w:name="post-hoc-analyses"/>
+    <w:bookmarkEnd w:id="37"/>
+    <w:bookmarkEnd w:id="38"/>
+    <w:bookmarkStart w:id="41" w:name="discussion"/>
     <w:p>
       <w:pPr>
-        <w:pStyle w:val="Heading2"/>
+        <w:pStyle w:val="Heading1"/>
       </w:pPr>
       <w:r>
-        <w:rPr>
-          <w:u w:val="single"/>
-        </w:rPr>
-        <w:t xml:space="preserve">Post Hoc Analyses</w:t>
+        <w:t xml:space="preserve">Discussion</w:t>
       </w:r>
     </w:p>
     <w:p>
@@ -1528,21 +2055,410 @@
         <w:pStyle w:val="FirstParagraph"/>
       </w:pPr>
       <w:r>
-        <w:rPr>
-          <w:u w:val="single"/>
-        </w:rPr>
-        <w:t xml:space="preserve">In post hoc analyses (Supplementary Table S4), the OR for pCR was 2.00 (95% CI, 1.05–3.79) when the year of treatment start was modeled with a natural spline and 2.01 (95% CI, 1.12–3.62) after exclusion of the patients whose disease progressed before surgery (four and five patients, respectively). When the six dual-blockade and ten single-blockade patients who were operated on at another hospital were included, the OR was 2.19 (95% CI, 1.27–3.77) under the assumption that none of them achieved pCR and 1.40 (95% CI, 0.77–2.53) under the assumption that all did. Among patients who started treatment in 2012–2019 (177 and 194 patients), none of those without pCR received adjuvant T-DM1, and the HR for EFS was 0.81 (95% CI, 0.39–1.70). With follow-up truncated at five years, the HRs were 0.59 (95% CI, 0.26–1.36) for EFS and 0.77 (95% CI, 0.30–1.99) for OS. Pertuzumab was started on the index date in 300 patients and later in 116 (median, day 84), whereas the earliest surgery or disease progression in the single-blockade group occurred on day 97, so no patient could have been classified as receiving single blockade because of an event before pertuzumab would have been added.</w:t>
+        <w:t xml:space="preserve">In this single-center cohort, neoadjuvant trastuzumab plus pertuzumab was associated with a higher pCR rate than trastuzumab alone after measured characteristics were balanced with overlap weighting. The size of the difference was similar to that observed in randomized trials, but the evidence for EFS and OS was inconclusive.</w:t>
       </w:r>
     </w:p>
-    <w:bookmarkEnd w:id="36"/>
-    <w:bookmarkEnd w:id="37"/>
-    <w:bookmarkStart w:id="40" w:name="discussion"/>
     <w:p>
       <w:pPr>
-        <w:pStyle w:val="Heading1"/>
+        <w:pStyle w:val="BodyText"/>
       </w:pPr>
       <w:r>
-        <w:t xml:space="preserve">Discussion</w:t>
+        <w:t xml:space="preserve">In NeoSphere, adding pertuzumab to trastuzumab and docetaxel increased the breast pCR rate from 29.0% to 45.8%,</w:t>
+      </w:r>
+      <w:r>
+        <w:rPr>
+          <w:vertAlign w:val="superscript"/>
+        </w:rPr>
+        <w:t xml:space="preserve">[1]</w:t>
+      </w:r>
+      <w:r>
+        <w:t xml:space="preserve"> </w:t>
+      </w:r>
+      <w:r>
+        <w:t xml:space="preserve">and the Asian PEONY trial reported a similar increase in total pCR,</w:t>
+      </w:r>
+      <w:r>
+        <w:rPr>
+          <w:vertAlign w:val="superscript"/>
+        </w:rPr>
+        <w:t xml:space="preserve">[2]</w:t>
+      </w:r>
+      <w:r>
+        <w:t xml:space="preserve"> </w:t>
+      </w:r>
+      <w:r>
+        <w:t xml:space="preserve">with five-year EFS of 84.8% versus 73.7% in its descriptive final analysis.</w:t>
+      </w:r>
+      <w:r>
+        <w:rPr>
+          <w:vertAlign w:val="superscript"/>
+        </w:rPr>
+        <w:t xml:space="preserve">[15]</w:t>
+      </w:r>
+      <w:r>
+        <w:t xml:space="preserve"> </w:t>
+      </w:r>
+      <w:r>
+        <w:rPr>
+          <w:rStyle w:val="InsertedText"/>
+        </w:rPr>
+        <w:t xml:space="preserve">In TRYPHAENA, dual blockade combined with anthracycline-containing or carboplatin-based chemotherapy produced breast pCR rates of 57.3%–66.2%,</w:t>
+      </w:r>
+      <w:r>
+        <w:rPr>
+          <w:rStyle w:val="InsertedText"/>
+          <w:vertAlign w:val="superscript"/>
+        </w:rPr>
+        <w:t xml:space="preserve">[16]</w:t>
+      </w:r>
+      <w:r>
+        <w:rPr>
+          <w:rStyle w:val="InsertedText"/>
+        </w:rPr>
+        <w:t xml:space="preserve"> </w:t>
+      </w:r>
+      <w:r>
+        <w:rPr>
+          <w:rStyle w:val="InsertedText"/>
+        </w:rPr>
+        <w:t xml:space="preserve">similar to our weighted rate, although that trial defined pCR in the breast only.</w:t>
+      </w:r>
+      <w:r>
+        <w:t xml:space="preserve"> </w:t>
+      </w:r>
+      <w:r>
+        <w:t xml:space="preserve">Real-world studies from Turkey, Italy, China, and Spain have also reported higher pCR rates with dual blockade,</w:t>
+      </w:r>
+      <w:r>
+        <w:rPr>
+          <w:vertAlign w:val="superscript"/>
+        </w:rPr>
+        <w:t xml:space="preserve">[17–20]</w:t>
+      </w:r>
+      <w:r>
+        <w:t xml:space="preserve"> </w:t>
+      </w:r>
+      <w:r>
+        <w:t xml:space="preserve">and a meta-analysis of 18 real-world studies estimated a pooled OR of 1.81 (95% CI, 1.56–2.09).</w:t>
+      </w:r>
+      <w:r>
+        <w:rPr>
+          <w:vertAlign w:val="superscript"/>
+        </w:rPr>
+        <w:t xml:space="preserve">[5]</w:t>
+      </w:r>
+      <w:r>
+        <w:t xml:space="preserve"> </w:t>
+      </w:r>
+      <w:r>
+        <w:t xml:space="preserve">Our estimate is consistent with these findings.</w:t>
+      </w:r>
+    </w:p>
+    <w:p>
+      <w:pPr>
+        <w:pStyle w:val="BodyText"/>
+      </w:pPr>
+      <w:r>
+        <w:t xml:space="preserve">Our results also show how strongly treatment era can influence real-world comparisons. The two regimens were used in largely different years, and the crude pCR rates were almost identical because the overall pCR rate was lower in recent years, when nearly all patients received dual blockade. Within each period, however, pCR was more frequent with dual blockade. We could not determine why the pCR rate was lower in recent years; possible explanations include changes in patient selection, chemotherapy backbones, and pathologic assessment, such as more thorough examination of lymph nodes that identifies isolated tumor cells as residual disease. Overlap weighting addresses this problem by focusing the comparison on patients who were treated when either regimen was plausible, mainly those treated in 2016–2019, and avoids the extreme weights that inverse probability weighting would have produced.</w:t>
+      </w:r>
+      <w:r>
+        <w:rPr>
+          <w:vertAlign w:val="superscript"/>
+        </w:rPr>
+        <w:t xml:space="preserve">[11]</w:t>
+      </w:r>
+      <w:r>
+        <w:t xml:space="preserve"> </w:t>
+      </w:r>
+      <w:r>
+        <w:rPr>
+          <w:rStyle w:val="InsertedText"/>
+        </w:rPr>
+        <w:t xml:space="preserve">Post hoc analyses supported this approach: the propensity scores overlapped only partly, the comparison drew mainly on patients treated in 2016–2019, and modeling the year of treatment start more flexibly did not change the estimate.</w:t>
+      </w:r>
+      <w:r>
+        <w:t xml:space="preserve"> </w:t>
+      </w:r>
+      <w:r>
+        <w:t xml:space="preserve">The estimate should therefore be interpreted as the effect in patients for whom both regimens were realistic options.</w:t>
+      </w:r>
+    </w:p>
+    <w:p>
+      <w:pPr>
+        <w:pStyle w:val="BodyText"/>
+      </w:pPr>
+      <w:r>
+        <w:t xml:space="preserve">The EFS and OS results were inconclusive. Follow-up was shorter in the dual-blockade group, events were few, and post-neoadjuvant treatment changed over time. After the KATHERINE trial showed that adjuvant T-DM1 improves invasive disease-free survival and OS in patients with residual disease,</w:t>
+      </w:r>
+      <w:r>
+        <w:rPr>
+          <w:vertAlign w:val="superscript"/>
+        </w:rPr>
+        <w:t xml:space="preserve">[21,22]</w:t>
+      </w:r>
+      <w:r>
+        <w:t xml:space="preserve"> </w:t>
+      </w:r>
+      <w:r>
+        <w:t xml:space="preserve">T-DM1 was used mainly in the dual-blockade era in our cohort. In APHINITY, adjuvant pertuzumab did not improve OS at a median follow-up of 8.4 years,</w:t>
+      </w:r>
+      <w:r>
+        <w:rPr>
+          <w:vertAlign w:val="superscript"/>
+        </w:rPr>
+        <w:t xml:space="preserve">[4]</w:t>
+      </w:r>
+      <w:r>
+        <w:t xml:space="preserve"> </w:t>
+      </w:r>
+      <w:r>
+        <w:t xml:space="preserve">and pCR has not been validated as a trial-level surrogate for EFS or OS.</w:t>
+      </w:r>
+      <w:r>
+        <w:rPr>
+          <w:vertAlign w:val="superscript"/>
+        </w:rPr>
+        <w:t xml:space="preserve">[3]</w:t>
+      </w:r>
+      <w:r>
+        <w:t xml:space="preserve"> </w:t>
+      </w:r>
+      <w:r>
+        <w:rPr>
+          <w:rStyle w:val="InsertedText"/>
+        </w:rPr>
+        <w:t xml:space="preserve">In a post hoc analysis restricted to patients who started treatment before adjuvant T-DM1 was used, the HR for EFS was similar to that in the full cohort, which argues against post-neoadjuvant T-DM1 as the main explanation of our EFS estimate; we did not stratify by T-DM1 because its use depends on the response to neoadjuvant therapy. The confidence intervals for EFS and OS were wide, and the OS results in particular should be regarded as exploratory.</w:t>
+      </w:r>
+      <w:r>
+        <w:t xml:space="preserve"> </w:t>
+      </w:r>
+      <w:r>
+        <w:t xml:space="preserve">A higher pCR rate should therefore not be assumed to translate into a proportional survival benefit.</w:t>
+      </w:r>
+    </w:p>
+    <w:p>
+      <w:pPr>
+        <w:pStyle w:val="BodyText"/>
+      </w:pPr>
+      <w:r>
+        <w:t xml:space="preserve">We applied the international definition of pCR, under which residual isolated tumor cells are considered residual disease.</w:t>
+      </w:r>
+      <w:r>
+        <w:rPr>
+          <w:vertAlign w:val="superscript"/>
+        </w:rPr>
+        <w:t xml:space="preserve">[8,9]</w:t>
+      </w:r>
+      <w:r>
+        <w:t xml:space="preserve"> </w:t>
+      </w:r>
+      <w:r>
+        <w:t xml:space="preserve">Low-volume residual nodal disease after neoadjuvant chemotherapy, including isolated tumor cells, has been associated with worse disease-free and overall survival than node-negative disease,</w:t>
+      </w:r>
+      <w:r>
+        <w:rPr>
+          <w:vertAlign w:val="superscript"/>
+        </w:rPr>
+        <w:t xml:space="preserve">[23]</w:t>
+      </w:r>
+      <w:r>
+        <w:t xml:space="preserve"> </w:t>
+      </w:r>
+      <w:r>
+        <w:t xml:space="preserve">which supports this stricter definition.</w:t>
+      </w:r>
+    </w:p>
+    <w:p>
+      <w:pPr>
+        <w:pStyle w:val="BodyText"/>
+      </w:pPr>
+      <w:r>
+        <w:t xml:space="preserve">The strengths of this study include an analysis plan that was finalized before outcomes were examined, validation and correction of the source data before analysis, a design that addressed the limited overlap between treatment eras, and several sensitivity analyses. This study also has limitations. First,</w:t>
+      </w:r>
+      <w:r>
+        <w:t xml:space="preserve"> </w:t>
+      </w:r>
+      <w:r>
+        <w:rPr>
+          <w:rStyle w:val="DeletedText"/>
+        </w:rPr>
+        <w:t xml:space="preserve">it was</w:t>
+      </w:r>
+      <w:r>
+        <w:t xml:space="preserve"> </w:t>
+      </w:r>
+      <w:r>
+        <w:rPr>
+          <w:rStyle w:val="InsertedText"/>
+        </w:rPr>
+        <w:t xml:space="preserve">as</w:t>
+      </w:r>
+      <w:r>
+        <w:t xml:space="preserve"> </w:t>
+      </w:r>
+      <w:r>
+        <w:t xml:space="preserve">a single-center retrospective study,</w:t>
+      </w:r>
+      <w:r>
+        <w:t xml:space="preserve"> </w:t>
+      </w:r>
+      <w:r>
+        <w:rPr>
+          <w:rStyle w:val="InsertedText"/>
+        </w:rPr>
+        <w:t xml:space="preserve">the results reflect one institution’s patient population, treatment practices, and pathology procedures and may not apply to other settings,</w:t>
+      </w:r>
+      <w:r>
+        <w:t xml:space="preserve"> </w:t>
+      </w:r>
+      <w:r>
+        <w:t xml:space="preserve">and residual confounding by unmeasured factors associated with treatment era cannot be excluded; an unmeasured confounder associated with both treatment and pCR by</w:t>
+      </w:r>
+      <w:r>
+        <w:t xml:space="preserve"> </w:t>
+      </w:r>
+      <w:r>
+        <w:rPr>
+          <w:rStyle w:val="DeletedText"/>
+        </w:rPr>
+        <w:t xml:space="preserve">an OR</w:t>
+      </w:r>
+      <w:r>
+        <w:t xml:space="preserve"> </w:t>
+      </w:r>
+      <w:r>
+        <w:rPr>
+          <w:rStyle w:val="InsertedText"/>
+        </w:rPr>
+        <w:t xml:space="preserve">a risk ratio</w:t>
+      </w:r>
+      <w:r>
+        <w:t xml:space="preserve"> </w:t>
+      </w:r>
+      <w:r>
+        <w:t xml:space="preserve">of approximately</w:t>
+      </w:r>
+      <w:r>
+        <w:t xml:space="preserve"> </w:t>
+      </w:r>
+      <w:r>
+        <w:rPr>
+          <w:rStyle w:val="DeletedText"/>
+        </w:rPr>
+        <w:t xml:space="preserve">2.19</w:t>
+      </w:r>
+      <w:r>
+        <w:t xml:space="preserve"> </w:t>
+      </w:r>
+      <w:r>
+        <w:rPr>
+          <w:rStyle w:val="InsertedText"/>
+        </w:rPr>
+        <w:t xml:space="preserve">2.19, beyond the measured covariates,</w:t>
+      </w:r>
+      <w:r>
+        <w:t xml:space="preserve"> </w:t>
+      </w:r>
+      <w:r>
+        <w:t xml:space="preserve">could explain the observed association. Second, the effective sample size after weighting was small, so the estimates were imprecise, and the matched analysis, which retained only 44 pairs, yielded a smaller estimate. Third,</w:t>
+      </w:r>
+      <w:r>
+        <w:t xml:space="preserve"> </w:t>
+      </w:r>
+      <w:r>
+        <w:rPr>
+          <w:rStyle w:val="InsertedText"/>
+        </w:rPr>
+        <w:t xml:space="preserve">patients operated on at another hospital had no pathology results; in a post hoc worst-case analysis that assumed all of them achieved pCR, the association was attenuated and its confidence interval included the null value. Fourth,</w:t>
+      </w:r>
+      <w:r>
+        <w:t xml:space="preserve"> </w:t>
+      </w:r>
+      <w:r>
+        <w:t xml:space="preserve">EFS did not include contralateral breast cancer or second primary cancers because these events were not recorded, and loss to follow-up may have differed between treatment eras.</w:t>
+      </w:r>
+      <w:r>
+        <w:t xml:space="preserve"> </w:t>
+      </w:r>
+      <w:r>
+        <w:rPr>
+          <w:rStyle w:val="DeletedText"/>
+        </w:rPr>
+        <w:t xml:space="preserve">Fourth,</w:t>
+      </w:r>
+      <w:r>
+        <w:t xml:space="preserve"> </w:t>
+      </w:r>
+      <w:r>
+        <w:rPr>
+          <w:rStyle w:val="InsertedText"/>
+        </w:rPr>
+        <w:t xml:space="preserve">Fifth,</w:t>
+      </w:r>
+      <w:r>
+        <w:t xml:space="preserve"> </w:t>
+      </w:r>
+      <w:r>
+        <w:t xml:space="preserve">data on other active malignancies and on participation in clinical trials were unavailable. Finally, missing covariate data were handled by multiple imputation, which assumes that the data were missing at</w:t>
+      </w:r>
+      <w:r>
+        <w:t xml:space="preserve"> </w:t>
+      </w:r>
+      <w:r>
+        <w:rPr>
+          <w:rStyle w:val="DeletedText"/>
+        </w:rPr>
+        <w:t xml:space="preserve">random.</w:t>
+      </w:r>
+      <w:r>
+        <w:t xml:space="preserve"> </w:t>
+      </w:r>
+      <w:r>
+        <w:rPr>
+          <w:rStyle w:val="InsertedText"/>
+        </w:rPr>
+        <w:t xml:space="preserve">random, and the post hoc analyses were not prespecified.</w:t>
+      </w:r>
+    </w:p>
+    <w:p>
+      <w:pPr>
+        <w:pStyle w:val="BodyText"/>
+      </w:pPr>
+      <w:r>
+        <w:t xml:space="preserve">In conclusion, in routine practice, adding pertuzumab to neoadjuvant trastuzumab and chemotherapy was associated with a higher pCR rate, consistent with randomized evidence. The result depended on adjustment for treatment</w:t>
+      </w:r>
+      <w:r>
+        <w:t xml:space="preserve"> </w:t>
+      </w:r>
+      <w:r>
+        <w:rPr>
+          <w:rStyle w:val="DeletedText"/>
+        </w:rPr>
+        <w:t xml:space="preserve">era,</w:t>
+      </w:r>
+      <w:r>
+        <w:t xml:space="preserve"> </w:t>
+      </w:r>
+      <w:r>
+        <w:rPr>
+          <w:rStyle w:val="InsertedText"/>
+        </w:rPr>
+        <w:t xml:space="preserve">era and on assumptions about patients without pathology results,</w:t>
+      </w:r>
+      <w:r>
+        <w:t xml:space="preserve"> </w:t>
+      </w:r>
+      <w:r>
+        <w:t xml:space="preserve">and the data were insufficient to determine the effects on EFS or OS.</w:t>
+      </w:r>
+    </w:p>
+    <w:bookmarkStart w:id="39" w:name="data-availability-statement"/>
+    <w:p>
+      <w:pPr>
+        <w:pStyle w:val="Heading2"/>
+      </w:pPr>
+      <w:r>
+        <w:t xml:space="preserve">Data Availability Statement</w:t>
       </w:r>
     </w:p>
     <w:p>
@@ -1550,410 +2466,17 @@
         <w:pStyle w:val="FirstParagraph"/>
       </w:pPr>
       <w:r>
-        <w:t xml:space="preserve">In this single-center cohort, neoadjuvant trastuzumab plus pertuzumab was associated with a higher pCR rate than trastuzumab alone after measured characteristics were balanced with overlap weighting. The size of the difference was similar to that observed in randomized trials, but the evidence for EFS and OS was inconclusive.</w:t>
+        <w:t xml:space="preserve">The datasets generated and/or analyzed during the current study are not publicly available due to patient privacy regulations but are available from the corresponding author on reasonable request. In this teaching demonstration, all data are synthetic.</w:t>
       </w:r>
     </w:p>
-    <w:p>
-      <w:pPr>
-        <w:pStyle w:val="BodyText"/>
-      </w:pPr>
-      <w:r>
-        <w:t xml:space="preserve">In NeoSphere, adding pertuzumab to trastuzumab and docetaxel increased the breast pCR rate from 29.0% to 45.8%,</w:t>
-      </w:r>
-      <w:r>
-        <w:rPr>
-          <w:vertAlign w:val="superscript"/>
-        </w:rPr>
-        <w:t xml:space="preserve">[1]</w:t>
-      </w:r>
-      <w:r>
-        <w:t xml:space="preserve"> </w:t>
-      </w:r>
-      <w:r>
-        <w:t xml:space="preserve">and the Asian PEONY trial reported a similar increase in total pCR,</w:t>
-      </w:r>
-      <w:r>
-        <w:rPr>
-          <w:vertAlign w:val="superscript"/>
-        </w:rPr>
-        <w:t xml:space="preserve">[2]</w:t>
-      </w:r>
-      <w:r>
-        <w:t xml:space="preserve"> </w:t>
-      </w:r>
-      <w:r>
-        <w:t xml:space="preserve">with five-year EFS of 84.8% versus 73.7% in its descriptive final analysis.</w:t>
-      </w:r>
-      <w:r>
-        <w:rPr>
-          <w:vertAlign w:val="superscript"/>
-        </w:rPr>
-        <w:t xml:space="preserve">[15]</w:t>
-      </w:r>
-      <w:r>
-        <w:t xml:space="preserve"> </w:t>
-      </w:r>
-      <w:r>
-        <w:rPr>
-          <w:u w:val="single"/>
-        </w:rPr>
-        <w:t xml:space="preserve">In TRYPHAENA, dual blockade combined with anthracycline-containing or carboplatin-based chemotherapy produced breast pCR rates of 57.3%–66.2%,</w:t>
-      </w:r>
-      <w:r>
-        <w:rPr>
-          <w:u w:val="single"/>
-          <w:vertAlign w:val="superscript"/>
-        </w:rPr>
-        <w:t xml:space="preserve">[16]</w:t>
-      </w:r>
-      <w:r>
-        <w:rPr>
-          <w:u w:val="single"/>
-        </w:rPr>
-        <w:t xml:space="preserve"> </w:t>
-      </w:r>
-      <w:r>
-        <w:rPr>
-          <w:u w:val="single"/>
-        </w:rPr>
-        <w:t xml:space="preserve">similar to our weighted rate, although that trial defined pCR in the breast only.</w:t>
-      </w:r>
-      <w:r>
-        <w:t xml:space="preserve"> </w:t>
-      </w:r>
-      <w:r>
-        <w:t xml:space="preserve">Real-world studies from Turkey, Italy, China, and Spain have also reported higher pCR rates with dual blockade,</w:t>
-      </w:r>
-      <w:r>
-        <w:rPr>
-          <w:vertAlign w:val="superscript"/>
-        </w:rPr>
-        <w:t xml:space="preserve">[17–20]</w:t>
-      </w:r>
-      <w:r>
-        <w:t xml:space="preserve"> </w:t>
-      </w:r>
-      <w:r>
-        <w:t xml:space="preserve">and a meta-analysis of 18 real-world studies estimated a pooled OR of 1.81 (95% CI, 1.56–2.09).</w:t>
-      </w:r>
-      <w:r>
-        <w:rPr>
-          <w:vertAlign w:val="superscript"/>
-        </w:rPr>
-        <w:t xml:space="preserve">[5]</w:t>
-      </w:r>
-      <w:r>
-        <w:t xml:space="preserve"> </w:t>
-      </w:r>
-      <w:r>
-        <w:t xml:space="preserve">Our estimate is consistent with these findings.</w:t>
-      </w:r>
-    </w:p>
-    <w:p>
-      <w:pPr>
-        <w:pStyle w:val="BodyText"/>
-      </w:pPr>
-      <w:r>
-        <w:t xml:space="preserve">Our results also show how strongly treatment era can influence real-world comparisons. The two regimens were used in largely different years, and the crude pCR rates were almost identical because the overall pCR rate was lower in recent years, when nearly all patients received dual blockade. Within each period, however, pCR was more frequent with dual blockade. We could not determine why the pCR rate was lower in recent years; possible explanations include changes in patient selection, chemotherapy backbones, and pathologic assessment, such as more thorough examination of lymph nodes that identifies isolated tumor cells as residual disease. Overlap weighting addresses this problem by focusing the comparison on patients who were treated when either regimen was plausible, mainly those treated in 2016–2019, and avoids the extreme weights that inverse probability weighting would have produced.</w:t>
-      </w:r>
-      <w:r>
-        <w:rPr>
-          <w:vertAlign w:val="superscript"/>
-        </w:rPr>
-        <w:t xml:space="preserve">[11]</w:t>
-      </w:r>
-      <w:r>
-        <w:t xml:space="preserve"> </w:t>
-      </w:r>
-      <w:r>
-        <w:rPr>
-          <w:u w:val="single"/>
-        </w:rPr>
-        <w:t xml:space="preserve">Post hoc analyses supported this approach: the propensity scores overlapped only partly, the comparison drew mainly on patients treated in 2016–2019, and modeling the year of treatment start more flexibly did not change the estimate.</w:t>
-      </w:r>
-      <w:r>
-        <w:t xml:space="preserve"> </w:t>
-      </w:r>
-      <w:r>
-        <w:t xml:space="preserve">The estimate should therefore be interpreted as the effect in patients for whom both regimens were realistic options.</w:t>
-      </w:r>
-    </w:p>
-    <w:p>
-      <w:pPr>
-        <w:pStyle w:val="BodyText"/>
-      </w:pPr>
-      <w:r>
-        <w:t xml:space="preserve">The EFS and OS results were inconclusive. Follow-up was shorter in the dual-blockade group, events were few, and post-neoadjuvant treatment changed over time. After the KATHERINE trial showed that adjuvant T-DM1 improves invasive disease-free survival and OS in patients with residual disease,</w:t>
-      </w:r>
-      <w:r>
-        <w:rPr>
-          <w:vertAlign w:val="superscript"/>
-        </w:rPr>
-        <w:t xml:space="preserve">[21,22]</w:t>
-      </w:r>
-      <w:r>
-        <w:t xml:space="preserve"> </w:t>
-      </w:r>
-      <w:r>
-        <w:t xml:space="preserve">T-DM1 was used mainly in the dual-blockade era in our cohort. In APHINITY, adjuvant pertuzumab did not improve OS at a median follow-up of 8.4 years,</w:t>
-      </w:r>
-      <w:r>
-        <w:rPr>
-          <w:vertAlign w:val="superscript"/>
-        </w:rPr>
-        <w:t xml:space="preserve">[4]</w:t>
-      </w:r>
-      <w:r>
-        <w:t xml:space="preserve"> </w:t>
-      </w:r>
-      <w:r>
-        <w:t xml:space="preserve">and pCR has not been validated as a trial-level surrogate for EFS or OS.</w:t>
-      </w:r>
-      <w:r>
-        <w:rPr>
-          <w:vertAlign w:val="superscript"/>
-        </w:rPr>
-        <w:t xml:space="preserve">[3]</w:t>
-      </w:r>
-      <w:r>
-        <w:t xml:space="preserve"> </w:t>
-      </w:r>
-      <w:r>
-        <w:rPr>
-          <w:u w:val="single"/>
-        </w:rPr>
-        <w:t xml:space="preserve">In a post hoc analysis restricted to patients who started treatment before adjuvant T-DM1 was used, the HR for EFS was similar to that in the full cohort, which argues against post-neoadjuvant T-DM1 as the main explanation of our EFS estimate; we did not stratify by T-DM1 because its use depends on the response to neoadjuvant therapy. The confidence intervals for EFS and OS were wide, and the OS results in particular should be regarded as exploratory.</w:t>
-      </w:r>
-      <w:r>
-        <w:t xml:space="preserve"> </w:t>
-      </w:r>
-      <w:r>
-        <w:t xml:space="preserve">A higher pCR rate should therefore not be assumed to translate into a proportional survival benefit.</w:t>
-      </w:r>
-    </w:p>
-    <w:p>
-      <w:pPr>
-        <w:pStyle w:val="BodyText"/>
-      </w:pPr>
-      <w:r>
-        <w:t xml:space="preserve">We applied the international definition of pCR, under which residual isolated tumor cells are considered residual disease.</w:t>
-      </w:r>
-      <w:r>
-        <w:rPr>
-          <w:vertAlign w:val="superscript"/>
-        </w:rPr>
-        <w:t xml:space="preserve">[8,9]</w:t>
-      </w:r>
-      <w:r>
-        <w:t xml:space="preserve"> </w:t>
-      </w:r>
-      <w:r>
-        <w:t xml:space="preserve">Low-volume residual nodal disease after neoadjuvant chemotherapy, including isolated tumor cells, has been associated with worse disease-free and overall survival than node-negative disease,</w:t>
-      </w:r>
-      <w:r>
-        <w:rPr>
-          <w:vertAlign w:val="superscript"/>
-        </w:rPr>
-        <w:t xml:space="preserve">[23]</w:t>
-      </w:r>
-      <w:r>
-        <w:t xml:space="preserve"> </w:t>
-      </w:r>
-      <w:r>
-        <w:t xml:space="preserve">which supports this stricter definition.</w:t>
-      </w:r>
-    </w:p>
-    <w:p>
-      <w:pPr>
-        <w:pStyle w:val="BodyText"/>
-      </w:pPr>
-      <w:r>
-        <w:t xml:space="preserve">The strengths of this study include an analysis plan that was finalized before outcomes were examined, validation and correction of the source data before analysis, a design that addressed the limited overlap between treatment eras, and several sensitivity analyses. This study also has limitations. First,</w:t>
-      </w:r>
-      <w:r>
-        <w:t xml:space="preserve"> </w:t>
-      </w:r>
-      <w:r>
-        <w:rPr>
-          <w:strike/>
-        </w:rPr>
-        <w:t xml:space="preserve">it was</w:t>
-      </w:r>
-      <w:r>
-        <w:t xml:space="preserve"> </w:t>
-      </w:r>
-      <w:r>
-        <w:rPr>
-          <w:u w:val="single"/>
-        </w:rPr>
-        <w:t xml:space="preserve">as</w:t>
-      </w:r>
-      <w:r>
-        <w:t xml:space="preserve"> </w:t>
-      </w:r>
-      <w:r>
-        <w:t xml:space="preserve">a single-center retrospective study,</w:t>
-      </w:r>
-      <w:r>
-        <w:t xml:space="preserve"> </w:t>
-      </w:r>
-      <w:r>
-        <w:rPr>
-          <w:u w:val="single"/>
-        </w:rPr>
-        <w:t xml:space="preserve">the results reflect one institution’s patient population, treatment practices, and pathology procedures and may not apply to other settings,</w:t>
-      </w:r>
-      <w:r>
-        <w:t xml:space="preserve"> </w:t>
-      </w:r>
-      <w:r>
-        <w:t xml:space="preserve">and residual confounding by unmeasured factors associated with treatment era cannot be excluded; an unmeasured confounder associated with both treatment and pCR by</w:t>
-      </w:r>
-      <w:r>
-        <w:t xml:space="preserve"> </w:t>
-      </w:r>
-      <w:r>
-        <w:rPr>
-          <w:strike/>
-        </w:rPr>
-        <w:t xml:space="preserve">an OR</w:t>
-      </w:r>
-      <w:r>
-        <w:t xml:space="preserve"> </w:t>
-      </w:r>
-      <w:r>
-        <w:rPr>
-          <w:u w:val="single"/>
-        </w:rPr>
-        <w:t xml:space="preserve">a risk ratio</w:t>
-      </w:r>
-      <w:r>
-        <w:t xml:space="preserve"> </w:t>
-      </w:r>
-      <w:r>
-        <w:t xml:space="preserve">of approximately</w:t>
-      </w:r>
-      <w:r>
-        <w:t xml:space="preserve"> </w:t>
-      </w:r>
-      <w:r>
-        <w:rPr>
-          <w:strike/>
-        </w:rPr>
-        <w:t xml:space="preserve">2.19</w:t>
-      </w:r>
-      <w:r>
-        <w:t xml:space="preserve"> </w:t>
-      </w:r>
-      <w:r>
-        <w:rPr>
-          <w:u w:val="single"/>
-        </w:rPr>
-        <w:t xml:space="preserve">2.19, beyond the measured covariates,</w:t>
-      </w:r>
-      <w:r>
-        <w:t xml:space="preserve"> </w:t>
-      </w:r>
-      <w:r>
-        <w:t xml:space="preserve">could explain the observed association. Second, the effective sample size after weighting was small, so the estimates were imprecise, and the matched analysis, which retained only 44 pairs, yielded a smaller estimate. Third,</w:t>
-      </w:r>
-      <w:r>
-        <w:t xml:space="preserve"> </w:t>
-      </w:r>
-      <w:r>
-        <w:rPr>
-          <w:u w:val="single"/>
-        </w:rPr>
-        <w:t xml:space="preserve">patients operated on at another hospital had no pathology results; in a post hoc worst-case analysis that assumed all of them achieved pCR, the association was attenuated and its confidence interval included the null value. Fourth,</w:t>
-      </w:r>
-      <w:r>
-        <w:t xml:space="preserve"> </w:t>
-      </w:r>
-      <w:r>
-        <w:t xml:space="preserve">EFS did not include contralateral breast cancer or second primary cancers because these events were not recorded, and loss to follow-up may have differed between treatment eras.</w:t>
-      </w:r>
-      <w:r>
-        <w:t xml:space="preserve"> </w:t>
-      </w:r>
-      <w:r>
-        <w:rPr>
-          <w:strike/>
-        </w:rPr>
-        <w:t xml:space="preserve">Fourth,</w:t>
-      </w:r>
-      <w:r>
-        <w:t xml:space="preserve"> </w:t>
-      </w:r>
-      <w:r>
-        <w:rPr>
-          <w:u w:val="single"/>
-        </w:rPr>
-        <w:t xml:space="preserve">Fifth,</w:t>
-      </w:r>
-      <w:r>
-        <w:t xml:space="preserve"> </w:t>
-      </w:r>
-      <w:r>
-        <w:t xml:space="preserve">data on other active malignancies and on participation in clinical trials were unavailable. Finally, missing covariate data were handled by multiple imputation, which assumes that the data were missing at</w:t>
-      </w:r>
-      <w:r>
-        <w:t xml:space="preserve"> </w:t>
-      </w:r>
-      <w:r>
-        <w:rPr>
-          <w:strike/>
-        </w:rPr>
-        <w:t xml:space="preserve">random.</w:t>
-      </w:r>
-      <w:r>
-        <w:t xml:space="preserve"> </w:t>
-      </w:r>
-      <w:r>
-        <w:rPr>
-          <w:u w:val="single"/>
-        </w:rPr>
-        <w:t xml:space="preserve">random, and the post hoc analyses were not prespecified.</w:t>
-      </w:r>
-    </w:p>
-    <w:p>
-      <w:pPr>
-        <w:pStyle w:val="BodyText"/>
-      </w:pPr>
-      <w:r>
-        <w:t xml:space="preserve">In conclusion, in routine practice, adding pertuzumab to neoadjuvant trastuzumab and chemotherapy was associated with a higher pCR rate, consistent with randomized evidence. The result depended on adjustment for treatment</w:t>
-      </w:r>
-      <w:r>
-        <w:t xml:space="preserve"> </w:t>
-      </w:r>
-      <w:r>
-        <w:rPr>
-          <w:strike/>
-        </w:rPr>
-        <w:t xml:space="preserve">era,</w:t>
-      </w:r>
-      <w:r>
-        <w:t xml:space="preserve"> </w:t>
-      </w:r>
-      <w:r>
-        <w:rPr>
-          <w:u w:val="single"/>
-        </w:rPr>
-        <w:t xml:space="preserve">era and on assumptions about patients without pathology results,</w:t>
-      </w:r>
-      <w:r>
-        <w:t xml:space="preserve"> </w:t>
-      </w:r>
-      <w:r>
-        <w:t xml:space="preserve">and the data were insufficient to determine the effects on EFS or OS.</w:t>
-      </w:r>
-    </w:p>
-    <w:bookmarkStart w:id="38" w:name="data-availability-statement"/>
+    <w:bookmarkEnd w:id="39"/>
+    <w:bookmarkStart w:id="40" w:name="use-of-generative-ai"/>
     <w:p>
       <w:pPr>
         <w:pStyle w:val="Heading2"/>
       </w:pPr>
       <w:r>
-        <w:t xml:space="preserve">Data Availability Statement</w:t>
+        <w:t xml:space="preserve">Use of Generative AI</w:t>
       </w:r>
     </w:p>
     <w:p>
@@ -1961,30 +2484,12 @@
         <w:pStyle w:val="FirstParagraph"/>
       </w:pPr>
       <w:r>
-        <w:t xml:space="preserve">The datasets generated and/or analyzed during the current study are not publicly available due to patient privacy regulations but are available from the corresponding author on reasonable request. In this teaching demonstration, all data are synthetic.</w:t>
+        <w:t xml:space="preserve">This demonstration manuscript, including all of its text, was written by an AI model (Claude Opus 5.5, Anthropic) at the request of the authors for teaching purposes; in a real submission, the text must be written by the authors, as required by the journal’s policy on generative AI. Claude Opus 5.5 was also used, under the authors’ direction, to write and test the statistical analysis code, check the data, produce the tables and figures, and format the manuscript. OpenEvidence was used to search the literature, and every reference was verified against Crossref and PubMed. The analysis plan was specified by the authors before outcomes were examined and was approved by the institutional review board. The authors are responsible for reviewing all code, results, and text and take full responsibility for the content. The analysis code can be provided as supplementary material.</w:t>
       </w:r>
     </w:p>
-    <w:bookmarkEnd w:id="38"/>
-    <w:bookmarkStart w:id="39" w:name="use-of-generative-ai"/>
-    <w:p>
-      <w:pPr>
-        <w:pStyle w:val="Heading2"/>
-      </w:pPr>
-      <w:r>
-        <w:t xml:space="preserve">Use of Generative AI</w:t>
-      </w:r>
-    </w:p>
-    <w:p>
-      <w:pPr>
-        <w:pStyle w:val="FirstParagraph"/>
-      </w:pPr>
-      <w:r>
-        <w:t xml:space="preserve">This demonstration manuscript, including all of its text, was written by an AI model (Claude Opus 5.5, Anthropic) at the request of the authors for teaching purposes; in a real submission, the text must be written by the authors, as required by the journal’s policy on generative AI. Claude Opus 5.5 was also used, under the authors’ direction, to write and test the statistical analysis code, check the data, produce the tables and figures, and format the manuscript. OpenEvidence was used to search the literature, and every reference was verified against Crossref and PubMed. The analysis plan was specified by the authors before outcomes were examined and was approved by the institutional review board. The authors are responsible for reviewing all code, results, and text and take full responsibility for the content. The analysis code can be provided as supplementary material.</w:t>
-      </w:r>
-    </w:p>
-    <w:bookmarkEnd w:id="39"/>
     <w:bookmarkEnd w:id="40"/>
-    <w:bookmarkStart w:id="65" w:name="references"/>
+    <w:bookmarkEnd w:id="41"/>
+    <w:bookmarkStart w:id="66" w:name="references"/>
     <w:p>
       <w:pPr>
         <w:pStyle w:val="Heading1"/>
@@ -1993,8 +2498,8 @@
         <w:t xml:space="preserve">References</w:t>
       </w:r>
     </w:p>
-    <w:bookmarkStart w:id="64" w:name="refs"/>
-    <w:bookmarkStart w:id="41" w:name="ref-gianni2012neosphere"/>
+    <w:bookmarkStart w:id="65" w:name="refs"/>
+    <w:bookmarkStart w:id="42" w:name="ref-gianni2012neosphere"/>
     <w:p>
       <w:pPr>
         <w:pStyle w:val="Bibliography"/>
@@ -2012,8 +2517,8 @@
         <w:t xml:space="preserve">Gianni L, Pienkowski T, Im YH, Roman L, Tseng LM, Liu MC et al. Efficacy and safety of neoadjuvant pertuzumab and trastuzumab in women with locally advanced, inflammatory, or early HER2-positive breast cancer (NeoSphere): a randomised multicentre, open-label, phase 2 trial. Lancet Oncol 2012;13:25-32.</w:t>
       </w:r>
     </w:p>
-    <w:bookmarkEnd w:id="41"/>
-    <w:bookmarkStart w:id="42" w:name="ref-shao2020peony"/>
+    <w:bookmarkEnd w:id="42"/>
+    <w:bookmarkStart w:id="43" w:name="ref-shao2020peony"/>
     <w:p>
       <w:pPr>
         <w:pStyle w:val="Bibliography"/>
@@ -2031,8 +2536,8 @@
         <w:t xml:space="preserve">Shao Z, Pang D, Yang H, Li W, Wang S, Cui S et al. Efficacy, Safety, and Tolerability of Pertuzumab, Trastuzumab, and Docetaxel for Patients With Early or Locally Advanced ERBB2-Positive Breast Cancer in Asia: The PEONY Phase 3 Randomized Clinical Trial. JAMA Oncol 2020;6:e193692.</w:t>
       </w:r>
     </w:p>
-    <w:bookmarkEnd w:id="42"/>
-    <w:bookmarkStart w:id="43" w:name="ref-cortazar2014ctneobc"/>
+    <w:bookmarkEnd w:id="43"/>
+    <w:bookmarkStart w:id="44" w:name="ref-cortazar2014ctneobc"/>
     <w:p>
       <w:pPr>
         <w:pStyle w:val="Bibliography"/>
@@ -2050,8 +2555,8 @@
         <w:t xml:space="preserve">Cortazar P, Zhang L, Untch M, Mehta K, Costantino JP, Wolmark N et al. Pathological complete response and long-term clinical benefit in breast cancer: the CTNeoBC pooled analysis. Lancet 2014;384:164-72.</w:t>
       </w:r>
     </w:p>
-    <w:bookmarkEnd w:id="43"/>
-    <w:bookmarkStart w:id="44" w:name="ref-loibl2024aphinityos"/>
+    <w:bookmarkEnd w:id="44"/>
+    <w:bookmarkStart w:id="45" w:name="ref-loibl2024aphinityos"/>
     <w:p>
       <w:pPr>
         <w:pStyle w:val="Bibliography"/>
@@ -2069,8 +2574,8 @@
         <w:t xml:space="preserve">Loibl S, Jassem J, Sonnenblick A, Parlier D, Winer E, Bergh J et al. Adjuvant Pertuzumab and Trastuzumab in Early Human Epidermal Growth Factor Receptor 2-Positive Breast Cancer in the APHINITY Trial: Third Interim Overall Survival Analysis With Efficacy Update. J Clin Oncol 2024;42:3643-51.</w:t>
       </w:r>
     </w:p>
-    <w:bookmarkEnd w:id="44"/>
-    <w:bookmarkStart w:id="45" w:name="ref-matsas2026metaanalysis"/>
+    <w:bookmarkEnd w:id="45"/>
+    <w:bookmarkStart w:id="46" w:name="ref-matsas2026metaanalysis"/>
     <w:p>
       <w:pPr>
         <w:pStyle w:val="Bibliography"/>
@@ -2088,8 +2593,8 @@
         <w:t xml:space="preserve">Matsas S, Zembala J, Ruiz Simões A, Giuliani Schmitt L, Abdou Y, Del Giglio A. Pertuzumab and Pathological Complete Response in Early HER2+ Breast Cancer: A Systematic Review and Meta-analysis of Real-World Studies. Asian Pac J Cancer Prev 2026;27:813-21.</w:t>
       </w:r>
     </w:p>
-    <w:bookmarkEnd w:id="45"/>
-    <w:bookmarkStart w:id="46" w:name="ref-hernan2016targettrial"/>
+    <w:bookmarkEnd w:id="46"/>
+    <w:bookmarkStart w:id="47" w:name="ref-hernan2016targettrial"/>
     <w:p>
       <w:pPr>
         <w:pStyle w:val="Bibliography"/>
@@ -2107,8 +2612,8 @@
         <w:t xml:space="preserve">Hernán MA, Robins JM. Using Big Data to Emulate a Target Trial When a Randomized Trial Is Not Available. Am J Epidemiol 2016;183:758-64.</w:t>
       </w:r>
     </w:p>
-    <w:bookmarkEnd w:id="46"/>
-    <w:bookmarkStart w:id="47" w:name="ref-vonelm2007strobe"/>
+    <w:bookmarkEnd w:id="47"/>
+    <w:bookmarkStart w:id="48" w:name="ref-vonelm2007strobe"/>
     <w:p>
       <w:pPr>
         <w:pStyle w:val="Bibliography"/>
@@ -2126,8 +2631,8 @@
         <w:t xml:space="preserve">von Elm E, Altman DG, Egger M, Pocock SJ, Gøtzsche PC, Vandenbroucke JP. The Strengthening the Reporting of Observational Studies in Epidemiology (STROBE) statement: guidelines for reporting observational studies. Lancet 2007;370:1453-7.</w:t>
       </w:r>
     </w:p>
-    <w:bookmarkEnd w:id="47"/>
-    <w:bookmarkStart w:id="48" w:name="ref-provenzano2015bignabcg"/>
+    <w:bookmarkEnd w:id="48"/>
+    <w:bookmarkStart w:id="49" w:name="ref-provenzano2015bignabcg"/>
     <w:p>
       <w:pPr>
         <w:pStyle w:val="Bibliography"/>
@@ -2145,8 +2650,8 @@
         <w:t xml:space="preserve">Provenzano E, Bossuyt V, Viale G, Cameron D, Badve S, Denkert C et al. Standardization of pathologic evaluation and reporting of postneoadjuvant specimens in clinical trials of breast cancer: recommendations from an international working group. Mod Pathol 2015;28:1185-201.</w:t>
       </w:r>
     </w:p>
-    <w:bookmarkEnd w:id="48"/>
-    <w:bookmarkStart w:id="49" w:name="ref-bossuyt2024iccr"/>
+    <w:bookmarkEnd w:id="49"/>
+    <w:bookmarkStart w:id="50" w:name="ref-bossuyt2024iccr"/>
     <w:p>
       <w:pPr>
         <w:pStyle w:val="Bibliography"/>
@@ -2164,8 +2669,8 @@
         <w:t xml:space="preserve">Bossuyt V, Provenzano E, Symmans WF, Webster F, Allison KH, Dang C et al. A dedicated structured data set for reporting of invasive carcinoma of the breast in the setting of neoadjuvant therapy: recommendations from the International Collaboration on Cancer Reporting (ICCR). Histopathology 2024;84:1111-29.</w:t>
       </w:r>
     </w:p>
-    <w:bookmarkEnd w:id="49"/>
-    <w:bookmarkStart w:id="50" w:name="ref-li2018overlap"/>
+    <w:bookmarkEnd w:id="50"/>
+    <w:bookmarkStart w:id="51" w:name="ref-li2018overlap"/>
     <w:p>
       <w:pPr>
         <w:pStyle w:val="Bibliography"/>
@@ -2183,8 +2688,8 @@
         <w:t xml:space="preserve">Li F, Morgan KL, Zaslavsky AM. Balancing Covariates via Propensity Score Weighting. Journal of the American Statistical Association 2018;113:390-400.</w:t>
       </w:r>
     </w:p>
-    <w:bookmarkEnd w:id="50"/>
-    <w:bookmarkStart w:id="51" w:name="ref-li2019extreme"/>
+    <w:bookmarkEnd w:id="51"/>
+    <w:bookmarkStart w:id="52" w:name="ref-li2019extreme"/>
     <w:p>
       <w:pPr>
         <w:pStyle w:val="Bibliography"/>
@@ -2202,8 +2707,8 @@
         <w:t xml:space="preserve">Li F, Thomas LE, Li F. Addressing Extreme Propensity Scores via the Overlap Weights. Am J Epidemiol 2019;188:250-7.</w:t>
       </w:r>
     </w:p>
-    <w:bookmarkEnd w:id="51"/>
-    <w:bookmarkStart w:id="52" w:name="ref-thomas2020overlapjama"/>
+    <w:bookmarkEnd w:id="52"/>
+    <w:bookmarkStart w:id="53" w:name="ref-thomas2020overlapjama"/>
     <w:p>
       <w:pPr>
         <w:pStyle w:val="Bibliography"/>
@@ -2221,8 +2726,8 @@
         <w:t xml:space="preserve">Thomas LE, Li F, Pencina MJ. Overlap Weighting: A Propensity Score Method That Mimics Attributes of a Randomized Clinical Trial. JAMA 2020;323:2417-8.</w:t>
       </w:r>
     </w:p>
-    <w:bookmarkEnd w:id="52"/>
-    <w:bookmarkStart w:id="53" w:name="ref-leyrat2019mips"/>
+    <w:bookmarkEnd w:id="53"/>
+    <w:bookmarkStart w:id="54" w:name="ref-leyrat2019mips"/>
     <w:p>
       <w:pPr>
         <w:pStyle w:val="Bibliography"/>
@@ -2240,8 +2745,8 @@
         <w:t xml:space="preserve">Leyrat C, Seaman SR, White IR, Douglas I, Smeeth L, Kim J et al. Propensity score analysis with partially observed covariates: How should multiple imputation be used? Stat Methods Med Res 2019;28:3-19.</w:t>
       </w:r>
     </w:p>
-    <w:bookmarkEnd w:id="53"/>
-    <w:bookmarkStart w:id="54" w:name="ref-vanderweele2017evalue"/>
+    <w:bookmarkEnd w:id="54"/>
+    <w:bookmarkStart w:id="55" w:name="ref-vanderweele2017evalue"/>
     <w:p>
       <w:pPr>
         <w:pStyle w:val="Bibliography"/>
@@ -2259,8 +2764,8 @@
         <w:t xml:space="preserve">VanderWeele TJ, Ding P. Sensitivity Analysis in Observational Research: Introducing the E-Value. Ann Intern Med 2017;167:268-74.</w:t>
       </w:r>
     </w:p>
-    <w:bookmarkEnd w:id="54"/>
-    <w:bookmarkStart w:id="55" w:name="ref-huang2024peonyfinal"/>
+    <w:bookmarkEnd w:id="55"/>
+    <w:bookmarkStart w:id="56" w:name="ref-huang2024peonyfinal"/>
     <w:p>
       <w:pPr>
         <w:pStyle w:val="Bibliography"/>
@@ -2278,8 +2783,8 @@
         <w:t xml:space="preserve">Huang L, Pang D, Yang H, Li W, Wang S, Cui S et al. Neoadjuvant-adjuvant pertuzumab in HER2-positive early breast cancer: final analysis of the randomized phase III PEONY trial. Nat Commun 2024;15:2153.</w:t>
       </w:r>
     </w:p>
-    <w:bookmarkEnd w:id="55"/>
-    <w:bookmarkStart w:id="56" w:name="ref-schneeweiss2013tryphaena"/>
+    <w:bookmarkEnd w:id="56"/>
+    <w:bookmarkStart w:id="57" w:name="ref-schneeweiss2013tryphaena"/>
     <w:p>
       <w:pPr>
         <w:pStyle w:val="Bibliography"/>
@@ -2297,8 +2802,8 @@
         <w:t xml:space="preserve">Schneeweiss A, Chia S, Hickish T, Harvey V, Eniu A, Hegg R et al. Pertuzumab plus trastuzumab in combination with standard neoadjuvant anthracycline-containing and anthracycline-free chemotherapy regimens in patients with HER2-positive early breast cancer: a randomized phase II cardiac safety study (TRYPHAENA). Ann Oncol 2013;24:2278-84.</w:t>
       </w:r>
     </w:p>
-    <w:bookmarkEnd w:id="56"/>
-    <w:bookmarkStart w:id="57" w:name="ref-bilici2023her2path"/>
+    <w:bookmarkEnd w:id="57"/>
+    <w:bookmarkStart w:id="58" w:name="ref-bilici2023her2path"/>
     <w:p>
       <w:pPr>
         <w:pStyle w:val="Bibliography"/>
@@ -2316,8 +2821,8 @@
         <w:t xml:space="preserve">Bilici A, Olmez OF, Kaplan MA, Oksuzoglu B, Sezer A, Karadurmus N et al. Impact of adding pertuzumab to trastuzumab plus chemotherapy in neoadjuvant treatment of HER2 positive breast cancer patients: a multicenter real-life HER2PATH study. Acta Oncol 2023;62:381-90.</w:t>
       </w:r>
     </w:p>
-    <w:bookmarkEnd w:id="57"/>
-    <w:bookmarkStart w:id="58" w:name="ref-fabbri2023neopearl"/>
+    <w:bookmarkEnd w:id="58"/>
+    <w:bookmarkStart w:id="59" w:name="ref-fabbri2023neopearl"/>
     <w:p>
       <w:pPr>
         <w:pStyle w:val="Bibliography"/>
@@ -2335,8 +2840,8 @@
         <w:t xml:space="preserve">Fabbri A, Nelli F, Botticelli A, Giannarelli D, Marrucci E, Fiore C et al. Pathologic response and survival after neoadjuvant chemotherapy with or without pertuzumab in patients with HER2-positive breast cancer: the Neopearl nationwide collaborative study. Front Oncol 2023;13:1177681.</w:t>
       </w:r>
     </w:p>
-    <w:bookmarkEnd w:id="58"/>
-    <w:bookmarkStart w:id="59" w:name="ref-cheng2022csbrs015"/>
+    <w:bookmarkEnd w:id="59"/>
+    <w:bookmarkStart w:id="60" w:name="ref-cheng2022csbrs015"/>
     <w:p>
       <w:pPr>
         <w:pStyle w:val="Bibliography"/>
@@ -2354,8 +2859,8 @@
         <w:t xml:space="preserve">Cheng Y, Xiang H, Xin L, Duan X, Liu Y. Neoadjuvant therapy for early human epidermal growth factor receptor 2 positive breast cancer in China: A multicenter real-world study (CSBrS-015). Chin Med J (Engl) 2022;135:2311-8.</w:t>
       </w:r>
     </w:p>
-    <w:bookmarkEnd w:id="59"/>
-    <w:bookmarkStart w:id="60" w:name="ref-diazredondo2019pam50"/>
+    <w:bookmarkEnd w:id="60"/>
+    <w:bookmarkStart w:id="61" w:name="ref-diazredondo2019pam50"/>
     <w:p>
       <w:pPr>
         <w:pStyle w:val="Bibliography"/>
@@ -2373,8 +2878,8 @@
         <w:t xml:space="preserve">Díaz-Redondo T, Lavado-Valenzuela R, Jimenez B, Pascual T, Gálvez F, Falcón A et al. Different Pathological Complete Response Rates According to PAM50 Subtype in HER2+ Breast Cancer Patients Treated With Neoadjuvant Pertuzumab/Trastuzumab vs. Trastuzumab Plus Standard Chemotherapy: An Analysis of Real-World Data. Front Oncol 2019;9:1178.</w:t>
       </w:r>
     </w:p>
-    <w:bookmarkEnd w:id="60"/>
-    <w:bookmarkStart w:id="61" w:name="ref-vonminckwitz2019katherine"/>
+    <w:bookmarkEnd w:id="61"/>
+    <w:bookmarkStart w:id="62" w:name="ref-vonminckwitz2019katherine"/>
     <w:p>
       <w:pPr>
         <w:pStyle w:val="Bibliography"/>
@@ -2392,8 +2897,8 @@
         <w:t xml:space="preserve">von Minckwitz G, Huang CS, Mano MS, Loibl S, Mamounas EP, Untch M et al. Trastuzumab Emtansine for Residual Invasive HER2-Positive Breast Cancer. N Engl J Med 2019;380:617-28.</w:t>
       </w:r>
     </w:p>
-    <w:bookmarkEnd w:id="61"/>
-    <w:bookmarkStart w:id="62" w:name="ref-geyer2025katherineos"/>
+    <w:bookmarkEnd w:id="62"/>
+    <w:bookmarkStart w:id="63" w:name="ref-geyer2025katherineos"/>
     <w:p>
       <w:pPr>
         <w:pStyle w:val="Bibliography"/>
@@ -2411,8 +2916,8 @@
         <w:t xml:space="preserve">Geyer CE Jr, Untch M, Huang CS, Mano MS, Mamounas EP, Wolmark N et al. Survival with Trastuzumab Emtansine in Residual HER2-Positive Breast Cancer. N Engl J Med 2025;392:249-57.</w:t>
       </w:r>
     </w:p>
-    <w:bookmarkEnd w:id="62"/>
-    <w:bookmarkStart w:id="63" w:name="ref-wong2019itc"/>
+    <w:bookmarkEnd w:id="63"/>
+    <w:bookmarkStart w:id="64" w:name="ref-wong2019itc"/>
     <w:p>
       <w:pPr>
         <w:pStyle w:val="Bibliography"/>
@@ -2430,8 +2935,8 @@
         <w:t xml:space="preserve">Wong SM, Almana N, Choi J, Hu J, Gagnon H, Natsuhara K et al. Prognostic Significance of Residual Axillary Nodal Micrometastases and Isolated Tumor Cells After Neoadjuvant Chemotherapy for Breast Cancer. Ann Surg Oncol 2019;26:3502-9.</w:t>
       </w:r>
     </w:p>
-    <w:bookmarkEnd w:id="63"/>
     <w:bookmarkEnd w:id="64"/>
+    <w:bookmarkEnd w:id="65"/>
     <w:p>
       <w:r>
         <w:br w:type="page"/>
@@ -15527,8 +16032,8 @@
         <w:br w:type="page"/>
       </w:r>
     </w:p>
-    <w:bookmarkEnd w:id="65"/>
-    <w:bookmarkStart w:id="66" w:name="figure-legends"/>
+    <w:bookmarkEnd w:id="66"/>
+    <w:bookmarkStart w:id="67" w:name="figure-legends"/>
     <w:p>
       <w:pPr>
         <w:pStyle w:val="Heading1"/>
@@ -15591,7 +16096,7 @@
         <w:t xml:space="preserve">Overlap-weighted Kaplan-Meier curves of overall survival by neoadjuvant regimen, averaged over 20 imputations, with the numbers of patients at risk. CI, confidence interval; HR, hazard ratio.</w:t>
       </w:r>
     </w:p>
-    <w:bookmarkEnd w:id="66"/>
+    <w:bookmarkEnd w:id="67"/>
     <w:sectPr>
       <w:footerReference r:id="rId9" w:type="default"/>
       <w:footnotePr>
@@ -16486,6 +16991,20 @@
       <w:color w:themeColor="accent1" w:themeShade="BF" w:val="365F91"/>
     </w:rPr>
   </w:style>
+  <w:style w:customStyle="1" w:styleId="InsertedText" w:type="character">
+    <w:name w:val="Inserted Text"/>
+    <w:rPr>
+      <w:color w:val="1F5FBF"/>
+      <w:u w:val="single"/>
+    </w:rPr>
+  </w:style>
+  <w:style w:customStyle="1" w:styleId="DeletedText" w:type="character">
+    <w:name w:val="Deleted Text"/>
+    <w:rPr>
+      <w:strike/>
+      <w:color w:val="C00000"/>
+    </w:rPr>
+  </w:style>
   <w:style w:type="paragraph" w:customStyle="1" w:styleId="SourceCode">
     <w:name w:val="Source Code"/>
     <w:basedOn w:val="Normal"/>
